--- a/manuscript/Communications_Biology_main_manuscript_v7_SUBMISSION_LOCK.docx
+++ b/manuscript/Communications_Biology_main_manuscript_v7_SUBMISSION_LOCK.docx
@@ -996,7 +996,7 @@
         <w:rPr>
           <w:rFonts w:ascii="Calibri" w:hAnsi="Calibri" w:eastAsia="Calibri"/>
         </w:rPr>
-        <w:t xml:space="preserve">Analysis code used to generate the reported summaries, figures and tables is available in the project repository at https://github.com/seefreewind/psoriasis-molecular-heterogeneity-comorbidity. The repository contains analysis scripts under </w:t>
+        <w:t xml:space="preserve">Analysis code used to generate the reported summaries, figures and tables is available in the project repository at https://github.com/seefreewind/psoriasis-molecular-heterogeneity-comorbidity. The submission-lock code archive is released as v0.1.1 at https://github.com/seefreewind/psoriasis-molecular-heterogeneity-comorbidity/releases/tag/v0.1.1. The repository contains analysis scripts under </w:t>
       </w:r>
       <w:r>
         <w:rPr>
